--- a/docs/Projektbeschreibung.docx
+++ b/docs/Projektbeschreibung.docx
@@ -431,7 +431,57 @@
     </w:p>
     <w:p>
       <w:r>
-        <w:t>Board Waveshare ESP32-S3-Zero, Verstärker MAX98357A (I2S, mono) direkt auf die Versorgungsreihe des ESP gelötet. Keine SD-Karte, keine Brücke und kein Jumper. Aufbau, Bauteilliste und Grafiken stehen im Hardware-Bauplan (docs/Hardware-Bauplan_Mini-S3.docx). Die Pins kommen aus firmware/src/pins.h.</w:t>
+        <w:t>Board Waveshare ESP32-S3-Zero, Verstärker MAX98357A (I2S, mono). Aufbau als Sandwich ohne Lochraster: Der MAX sitzt Rücken an Rücken auf der Rückseite des ESP, seine 7-polige Stiftleiste trifft 5V, GND, 3V3, IO1 bis IO4, der SD-Stift ist entfernt (3V3 bleibt frei). Port A ist ein 4-adriges Kabel mit JST-Stecker (schwarz GND, rot +5V, gelb IO5, weiß IO6), Port B eine 2-polige Stiftleiste an IO7/IO8, Port C (IO43/IO44) bei Bedarf als Kabel. Der Lautsprecher hängt am JST-PH-Stecker des MAX. Keine SD-Karte, keine Brücke und kein Jumper. Bauschritte, Bauteilliste und Grafiken stehen im Hardware-Bauplan (docs/Hardware-Bauplan_Mini-S3.docx).</w:t>
+      </w:r>
+    </w:p>
+    <w:p>
+      <w:pPr>
+        <w:jc w:val="center"/>
+      </w:pPr>
+      <w:r>
+        <w:drawing>
+          <wp:inline xmlns:a="http://schemas.openxmlformats.org/drawingml/2006/main" xmlns:pic="http://schemas.openxmlformats.org/drawingml/2006/picture">
+            <wp:extent cx="5400000" cy="3380000"/>
+            <wp:docPr id="1" name="Picture 1"/>
+            <wp:cNvGraphicFramePr>
+              <a:graphicFrameLocks noChangeAspect="1"/>
+            </wp:cNvGraphicFramePr>
+            <a:graphic>
+              <a:graphicData uri="http://schemas.openxmlformats.org/drawingml/2006/picture">
+                <pic:pic>
+                  <pic:nvPicPr>
+                    <pic:cNvPr id="0" name="aufbau3d_max_S3.png"/>
+                    <pic:cNvPicPr/>
+                  </pic:nvPicPr>
+                  <pic:blipFill>
+                    <a:blip r:embed="rId9"/>
+                    <a:stretch>
+                      <a:fillRect/>
+                    </a:stretch>
+                  </pic:blipFill>
+                  <pic:spPr>
+                    <a:xfrm>
+                      <a:off x="0" y="0"/>
+                      <a:ext cx="5400000" cy="3380000"/>
+                    </a:xfrm>
+                    <a:prstGeom prst="rect"/>
+                  </pic:spPr>
+                </pic:pic>
+              </a:graphicData>
+            </a:graphic>
+          </wp:inline>
+        </w:drawing>
+      </w:r>
+    </w:p>
+    <w:p>
+      <w:pPr>
+        <w:jc w:val="center"/>
+      </w:pPr>
+      <w:r>
+        <w:rPr>
+          <w:i/>
+        </w:rPr>
+        <w:t>Aufbau Soundmodul Mini S3: MAX98357A Rücken an Rücken auf dem ESP32-S3-Zero (3D-Ansicht)</w:t>
       </w:r>
     </w:p>
     <w:tbl>

--- a/docs/Projektbeschreibung.docx
+++ b/docs/Projektbeschreibung.docx
@@ -12,7 +12,7 @@
     </w:p>
     <w:p>
       <w:r>
-        <w:t>Projektbeschreibung, Stand 26.10.2026, Firmware v0.05 (nicht auf Hardware getestet)</w:t>
+        <w:t>Projektbeschreibung, Stand 27.10.2026, Firmware v0.06 (nicht auf Hardware getestet)</w:t>
       </w:r>
     </w:p>
     <w:p>
@@ -450,7 +450,7 @@
               <a:graphicData uri="http://schemas.openxmlformats.org/drawingml/2006/picture">
                 <pic:pic>
                   <pic:nvPicPr>
-                    <pic:cNvPr id="0" name="aufbau3d_max_S3.png"/>
+                    <pic:cNvPr id="1" name="aufbau3d_max_S3.png"/>
                     <pic:cNvPicPr/>
                   </pic:nvPicPr>
                   <pic:blipFill>

--- a/docs/Projektbeschreibung.docx
+++ b/docs/Projektbeschreibung.docx
@@ -12,7 +12,7 @@
     </w:p>
     <w:p>
       <w:r>
-        <w:t>Projektbeschreibung, Stand 27.10.2026, Firmware v0.06 (nicht auf Hardware getestet)</w:t>
+        <w:t>Projektbeschreibung, Stand 28.10.2026, Firmware v0.06 (auf Hardware getestet)</w:t>
       </w:r>
     </w:p>
     <w:p>
@@ -799,6 +799,35 @@
       </w:r>
     </w:p>
     <w:p>
+      <w:r>
+        <w:t>Speicherbelegung anzeigen (seit v0.06):</w:t>
+      </w:r>
+    </w:p>
+    <w:p>
+      <w:pPr>
+        <w:pStyle w:val="ListBullet"/>
+      </w:pPr>
+      <w:r>
+        <w:t>Weboberfläche: Tab „Debug“, Karte „Speicherbelegung“ (aktualisiert sich alle 2 s). Balken für Firmware, Sounds (Flash), RAM und PSRAM, ab 90 % gelb, ab 98 % rot.</w:t>
+      </w:r>
+    </w:p>
+    <w:p>
+      <w:pPr>
+        <w:pStyle w:val="ListBullet"/>
+      </w:pPr>
+      <w:r>
+        <w:t>Lua-Menü am Sender: Ordner „Speicher“ (Felder 53–57, nur Anzeige): Firmware, Sounds, RAM frei, PSRAM frei. Die Werte werden beim Öffnen des Ordners neu gelesen.</w:t>
+      </w:r>
+    </w:p>
+    <w:p>
+      <w:pPr>
+        <w:pStyle w:val="ListBullet"/>
+      </w:pPr>
+      <w:r>
+        <w:t>Firmware = Größe im Verhältnis zur App-Partition (1,25 MB), sie muss hineinpassen, sonst ist kein OTA-Update möglich. Sounds = belegter Platz im Flash-Dateisystem (Sounds und Backups). RAM = freier interner Arbeitsspeicher, „min“ = kleinster Wert seit dem Start. PSRAM = freier externer RAM (2 MB).</w:t>
+      </w:r>
+    </w:p>
+    <w:p>
       <w:pPr>
         <w:pStyle w:val="Heading1"/>
       </w:pPr>
@@ -838,7 +867,7 @@
         <w:pStyle w:val="ListBullet"/>
       </w:pPr>
       <w:r>
-        <w:t>firmware/: PlatformIO-Projekt (Arduino-ESP32-Core 3.0.7)</w:t>
+        <w:t>firmware/: Arduino-Skizze ESP32_Sound_Mini_S3 (Arduino IDE oder PlatformIO, Arduino-ESP32-Core 3.0.7)</w:t>
       </w:r>
     </w:p>
     <w:p>
@@ -907,6 +936,34 @@
                 <w:b/>
               </w:rPr>
               <w:t>Änderung</w:t>
+            </w:r>
+          </w:p>
+        </w:tc>
+      </w:tr>
+      <w:tr>
+        <w:tc>
+          <w:tcPr>
+            <w:tcW w:type="dxa" w:w="4320"/>
+          </w:tcPr>
+          <w:p>
+            <w:r>
+              <w:rPr>
+                <w:b w:val="0"/>
+              </w:rPr>
+              <w:t>0.06</w:t>
+            </w:r>
+          </w:p>
+        </w:tc>
+        <w:tc>
+          <w:tcPr>
+            <w:tcW w:type="dxa" w:w="4320"/>
+          </w:tcPr>
+          <w:p>
+            <w:r>
+              <w:rPr>
+                <w:b w:val="0"/>
+              </w:rPr>
+              <w:t>Speicherbelegung (Firmware, Sounds, RAM, PSRAM) im Web-Tab „Debug“ und im Lua-Ordner „Speicher“, auf Hardware getestet</w:t>
             </w:r>
           </w:p>
         </w:tc>
@@ -1026,7 +1083,7 @@
     </w:tbl>
     <w:p>
       <w:r>
-        <w:t>Alle Versionen bauen in der CI, ein Hardwaretest steht noch aus.</w:t>
+        <w:t>Firmware v0.06 läuft auf Martins Sandwich-Aufbau und ist auf Hardware getestet (28.10.2026). Alle Versionen bauen in der CI.</w:t>
       </w:r>
     </w:p>
     <w:p>
@@ -1042,7 +1099,7 @@
         <w:pStyle w:val="ListNumber"/>
       </w:pPr>
       <w:r>
-        <w:t>Lochraster-Aufbau nach Hardware-Bauplan</w:t>
+        <w:t>Pinbelegung als endgültig markieren</w:t>
       </w:r>
     </w:p>
     <w:p>
@@ -1050,7 +1107,7 @@
         <w:pStyle w:val="ListNumber"/>
       </w:pPr>
       <w:r>
-        <w:t>Hardwaretest durch Martin (Sounds, CRSF, Lua, WLAN-Taste)</w:t>
+        <w:t>Funktionen von Port B und C festlegen</w:t>
       </w:r>
     </w:p>
     <w:p>
@@ -1058,7 +1115,7 @@
         <w:pStyle w:val="ListNumber"/>
       </w:pPr>
       <w:r>
-        <w:t>Pinbelegung als endgültig markieren, Funktionen von Port B und C festlegen</w:t>
+        <w:t>Schaltplan in KiCad (Ordner hardware/) für den Sandwich-Aufbau</w:t>
       </w:r>
     </w:p>
     <w:p>
